--- a/assets/resume/AbrarSamin_CV.docx
+++ b/assets/resume/AbrarSamin_CV.docx
@@ -233,6 +233,126 @@
     </w:p>
     <w:p>
       <w:pPr>
+        <w:tabs>
+          <w:tab w:val="right" w:pos="9026"/>
+        </w:tabs>
+        <w:spacing w:after="40" w:before="140"/>
+      </w:pPr>
+      <w:r>
+        <w:rPr>
+          <w:b/>
+          <w:bCs/>
+          <w:sz w:val="22"/>
+          <w:szCs w:val="22"/>
+        </w:rPr>
+        <w:t xml:space="preserve">Government Science College</w:t>
+      </w:r>
+      <w:r>
+        <w:t xml:space="preserve">	</w:t>
+      </w:r>
+      <w:r>
+        <w:rPr>
+          <w:color w:val="595959"/>
+          <w:sz w:val="21"/>
+          <w:szCs w:val="21"/>
+        </w:rPr>
+        <w:t xml:space="preserve">Dhaka, Bangladesh</w:t>
+      </w:r>
+    </w:p>
+    <w:p>
+      <w:pPr>
+        <w:tabs>
+          <w:tab w:val="right" w:pos="9026"/>
+        </w:tabs>
+        <w:spacing w:after="40"/>
+      </w:pPr>
+      <w:r>
+        <w:t xml:space="preserve">Higher Secondary Certificate (HSC)</w:t>
+      </w:r>
+      <w:r>
+        <w:t xml:space="preserve">   —   </w:t>
+      </w:r>
+      <w:r>
+        <w:rPr>
+          <w:b/>
+          <w:bCs/>
+        </w:rPr>
+        <w:t xml:space="preserve">GPA: 5.00 / 5.00</w:t>
+      </w:r>
+      <w:r>
+        <w:t xml:space="preserve">	</w:t>
+      </w:r>
+      <w:r>
+        <w:rPr>
+          <w:color w:val="595959"/>
+          <w:sz w:val="21"/>
+          <w:szCs w:val="21"/>
+        </w:rPr>
+        <w:t xml:space="preserve">2019 – 2021</w:t>
+      </w:r>
+    </w:p>
+    <w:p>
+      <w:pPr>
+        <w:tabs>
+          <w:tab w:val="right" w:pos="9026"/>
+        </w:tabs>
+        <w:spacing w:after="40" w:before="140"/>
+      </w:pPr>
+      <w:r>
+        <w:rPr>
+          <w:b/>
+          <w:bCs/>
+          <w:sz w:val="22"/>
+          <w:szCs w:val="22"/>
+        </w:rPr>
+        <w:t xml:space="preserve">Adamjee Cantonment College</w:t>
+      </w:r>
+      <w:r>
+        <w:t xml:space="preserve">	</w:t>
+      </w:r>
+      <w:r>
+        <w:rPr>
+          <w:color w:val="595959"/>
+          <w:sz w:val="21"/>
+          <w:szCs w:val="21"/>
+        </w:rPr>
+        <w:t xml:space="preserve">Dhaka, Bangladesh</w:t>
+      </w:r>
+    </w:p>
+    <w:p>
+      <w:pPr>
+        <w:tabs>
+          <w:tab w:val="right" w:pos="9026"/>
+        </w:tabs>
+        <w:spacing w:after="40"/>
+      </w:pPr>
+      <w:r>
+        <w:t xml:space="preserve">Secondary School Certificate (SSC)</w:t>
+      </w:r>
+      <w:r>
+        <w:t xml:space="preserve">   —   </w:t>
+      </w:r>
+      <w:r>
+        <w:rPr>
+          <w:b/>
+          <w:bCs/>
+        </w:rPr>
+        <w:t xml:space="preserve">GPA: 5.00 / 5.00</w:t>
+      </w:r>
+      <w:r>
+        <w:t xml:space="preserve">	</w:t>
+      </w:r>
+      <w:r>
+        <w:rPr>
+          <w:color w:val="595959"/>
+          <w:sz w:val="21"/>
+          <w:szCs w:val="21"/>
+        </w:rPr>
+        <w:t xml:space="preserve">2017 – 2019</w:t>
+      </w:r>
+    </w:p>
+    <w:p>
+      <w:pPr>
         <w:pBdr>
           <w:bottom w:val="single" w:color="1F3864" w:sz="6" w:space="2"/>
         </w:pBdr>
@@ -269,7 +389,7 @@
         <w:t xml:space="preserve">Abrar Samin</w:t>
       </w:r>
       <w:r>
-        <w:t xml:space="preserve">, Tasnim Ferdous, Aniqua Nusrat Zereen, M. Abdullah-Al-Wadud, and Jia Uddin, </w:t>
+        <w:t xml:space="preserve">, Aniqua Nusrat Zereen, M. Abdullah-Al-Wadud, and Jia Uddin, </w:t>
       </w:r>
       <w:r>
         <w:t xml:space="preserve">“Optimizing Stroke Recognition with MediaPipe and Machine Learning: An Explainable AI Approach for Facial Landmark Analysis,” </w:t>
@@ -282,7 +402,7 @@
         <w:t xml:space="preserve">IEEE Access</w:t>
       </w:r>
       <w:r>
-        <w:t xml:space="preserve">, vol. 13, 2025, doi: 10.1109/ACCESS.2025.3550577.</w:t>
+        <w:t xml:space="preserve">, vol. 13, pp. 32636–32660, 2025, doi: 10.1109/ACCESS.2025.3550577.</w:t>
       </w:r>
     </w:p>
     <w:p>
@@ -305,7 +425,7 @@
         <w:t xml:space="preserve">Abrar Samin</w:t>
       </w:r>
       <w:r>
-        <w:t xml:space="preserve">, Sammam Mahdi, and Aniqua Nusrat Zereen, </w:t>
+        <w:t xml:space="preserve">, Sammam Mahdi, Himika Tasnim, and Aniqua Nusrat Zereen, </w:t>
       </w:r>
       <w:r>
         <w:t xml:space="preserve">“Machine Learning Approaches in Photoplethysmography-Based Sleep Stage Classification,” </w:t>
@@ -321,7 +441,7 @@
         <w:t xml:space="preserve">Proc. 2024 IEEE 2nd Int. Conf. on Electrical, Automation and Computer Engineering (ICEACE)</w:t>
       </w:r>
       <w:r>
-        <w:t xml:space="preserve">, Dec. 2024.</w:t>
+        <w:t xml:space="preserve">, Changchun, China, Dec. 2024, pp. 123–128, doi: 10.1109/ICEACE63551.2024.10898858.</w:t>
       </w:r>
     </w:p>
     <w:p>
@@ -360,15 +480,46 @@
         <w:t xml:space="preserve">Proc. 2024 IEEE 2nd Int. Conf. on Electrical, Automation and Computer Engineering (ICEACE)</w:t>
       </w:r>
       <w:r>
-        <w:t xml:space="preserve">, Dec. 2024, pp. 654–658.</w:t>
-      </w:r>
-    </w:p>
-    <w:p>
-      <w:pPr>
-        <w:spacing w:after="120"/>
-      </w:pPr>
-      <w:r>
-        <w:t xml:space="preserve">Sammam Mahdi, Reshad Ul Karim, Tareq Sujat, Syeda Maliha Tabassum, Abrar Samin, and Aniqua Nusrat Zereen, “Vision-based Hand Gesture Virtual Keyboard-Mouse framework with Bilingual Next-word prediction,” in Proc. 2026 23rd Int. Joint Conf. on Computer Science and Software Engineering (JCSSE), Jun. 2026, doi: 10.1109/JCSSE68839.2026.11596610.</w:t>
+        <w:t xml:space="preserve">, Changchun, China, Dec. 2024, pp. 117–122, doi: 10.1109/ICEACE63551.2024.10898853.</w:t>
+      </w:r>
+    </w:p>
+    <w:p>
+      <w:pPr>
+        <w:pStyle w:val="ListParagraph"/>
+        <w:numPr>
+          <w:ilvl w:val="0"/>
+          <w:numId w:val="2"/>
+        </w:numPr>
+        <w:spacing w:after="100"/>
+      </w:pPr>
+      <w:r>
+        <w:t xml:space="preserve">Sammam Mahdi, Reshad Ul Karim, Tareq Sujat, Syeda Maliha Tabassum, </w:t>
+      </w:r>
+      <w:r>
+        <w:rPr>
+          <w:b/>
+          <w:bCs/>
+        </w:rPr>
+        <w:t xml:space="preserve">Abrar Samin</w:t>
+      </w:r>
+      <w:r>
+        <w:t xml:space="preserve">, and Aniqua Nusrat Zereen, </w:t>
+      </w:r>
+      <w:r>
+        <w:t xml:space="preserve">“Vision-based Hand Gesture Virtual Keyboard-Mouse framework with Bilingual Next-word prediction,” </w:t>
+      </w:r>
+      <w:r>
+        <w:t xml:space="preserve">in </w:t>
+      </w:r>
+      <w:r>
+        <w:rPr>
+          <w:i/>
+          <w:iCs/>
+        </w:rPr>
+        <w:t xml:space="preserve">Proc. 2026 23rd Int. Joint Conf. on Computer Science and Software Engineering (JCSSE)</w:t>
+      </w:r>
+      <w:r>
+        <w:t xml:space="preserve">, Bangkok, Thailand, Jun. 2026, pp. 638–643, doi: 10.1109/JCSSE68839.2026.11596610.</w:t>
       </w:r>
     </w:p>
     <w:p>

--- a/assets/resume/AbrarSamin_CV.docx
+++ b/assets/resume/AbrarSamin_CV.docx
@@ -229,126 +229,6 @@
           <w:szCs w:val="21"/>
         </w:rPr>
         <w:t xml:space="preserve">2022 – 2026</w:t>
-      </w:r>
-    </w:p>
-    <w:p>
-      <w:pPr>
-        <w:tabs>
-          <w:tab w:val="right" w:pos="9026"/>
-        </w:tabs>
-        <w:spacing w:after="40" w:before="140"/>
-      </w:pPr>
-      <w:r>
-        <w:rPr>
-          <w:b/>
-          <w:bCs/>
-          <w:sz w:val="22"/>
-          <w:szCs w:val="22"/>
-        </w:rPr>
-        <w:t xml:space="preserve">Government Science College</w:t>
-      </w:r>
-      <w:r>
-        <w:t xml:space="preserve">	</w:t>
-      </w:r>
-      <w:r>
-        <w:rPr>
-          <w:color w:val="595959"/>
-          <w:sz w:val="21"/>
-          <w:szCs w:val="21"/>
-        </w:rPr>
-        <w:t xml:space="preserve">Dhaka, Bangladesh</w:t>
-      </w:r>
-    </w:p>
-    <w:p>
-      <w:pPr>
-        <w:tabs>
-          <w:tab w:val="right" w:pos="9026"/>
-        </w:tabs>
-        <w:spacing w:after="40"/>
-      </w:pPr>
-      <w:r>
-        <w:t xml:space="preserve">Higher Secondary Certificate (HSC)</w:t>
-      </w:r>
-      <w:r>
-        <w:t xml:space="preserve">   —   </w:t>
-      </w:r>
-      <w:r>
-        <w:rPr>
-          <w:b/>
-          <w:bCs/>
-        </w:rPr>
-        <w:t xml:space="preserve">GPA: 5.00 / 5.00</w:t>
-      </w:r>
-      <w:r>
-        <w:t xml:space="preserve">	</w:t>
-      </w:r>
-      <w:r>
-        <w:rPr>
-          <w:color w:val="595959"/>
-          <w:sz w:val="21"/>
-          <w:szCs w:val="21"/>
-        </w:rPr>
-        <w:t xml:space="preserve">2019 – 2021</w:t>
-      </w:r>
-    </w:p>
-    <w:p>
-      <w:pPr>
-        <w:tabs>
-          <w:tab w:val="right" w:pos="9026"/>
-        </w:tabs>
-        <w:spacing w:after="40" w:before="140"/>
-      </w:pPr>
-      <w:r>
-        <w:rPr>
-          <w:b/>
-          <w:bCs/>
-          <w:sz w:val="22"/>
-          <w:szCs w:val="22"/>
-        </w:rPr>
-        <w:t xml:space="preserve">Adamjee Cantonment College</w:t>
-      </w:r>
-      <w:r>
-        <w:t xml:space="preserve">	</w:t>
-      </w:r>
-      <w:r>
-        <w:rPr>
-          <w:color w:val="595959"/>
-          <w:sz w:val="21"/>
-          <w:szCs w:val="21"/>
-        </w:rPr>
-        <w:t xml:space="preserve">Dhaka, Bangladesh</w:t>
-      </w:r>
-    </w:p>
-    <w:p>
-      <w:pPr>
-        <w:tabs>
-          <w:tab w:val="right" w:pos="9026"/>
-        </w:tabs>
-        <w:spacing w:after="40"/>
-      </w:pPr>
-      <w:r>
-        <w:t xml:space="preserve">Secondary School Certificate (SSC)</w:t>
-      </w:r>
-      <w:r>
-        <w:t xml:space="preserve">   —   </w:t>
-      </w:r>
-      <w:r>
-        <w:rPr>
-          <w:b/>
-          <w:bCs/>
-        </w:rPr>
-        <w:t xml:space="preserve">GPA: 5.00 / 5.00</w:t>
-      </w:r>
-      <w:r>
-        <w:t xml:space="preserve">	</w:t>
-      </w:r>
-      <w:r>
-        <w:rPr>
-          <w:color w:val="595959"/>
-          <w:sz w:val="21"/>
-          <w:szCs w:val="21"/>
-        </w:rPr>
-        <w:t xml:space="preserve">2017 – 2019</w:t>
       </w:r>
     </w:p>
     <w:p>

--- a/assets/resume/AbrarSamin_CV.docx
+++ b/assets/resume/AbrarSamin_CV.docx
@@ -124,7 +124,7 @@
         <w:spacing w:after="60"/>
       </w:pPr>
       <w:r>
-        <w:t xml:space="preserve">Computer Science and Engineering graduate from BRAC University (CGPA 3.97/4.00) with four IEEE-published research papers in machine learning, computer vision, and explainable AI. Served as an Undergraduate Teaching Assistant for core courses including Data Structures and Algorithms, and contributed to BRAC University-funded research under the Research Seed Grant Initiative (RSGI), including AI-based assistive technology for accessibility. Strong foundation in machine learning, NLP, computer vision, and full-stack development, with a keen interest in teaching, mentoring, and advancing applied AI research in a university setting.</w:t>
+        <w:t xml:space="preserve">Lecturer in the Department of Software Engineering at Daffodil International University, and a Computer Science and Engineering graduate of BRAC University (CGPA 3.97/4.00) with four IEEE-published research papers in machine learning, computer vision, and explainable AI. Served as an Undergraduate Teaching Assistant for core courses including Data Structures and Algorithms, and contributed to BRAC University-funded research under the Research Seed Grant Initiative (RSGI), including AI-based assistive technology for accessibility. Strong foundation in machine learning, NLP, computer vision, and full-stack development, with a keen interest in teaching, mentoring, and advancing applied AI research in a university setting.</w:t>
       </w:r>
     </w:p>
     <w:p>
@@ -151,6 +151,75 @@
       </w:pPr>
       <w:r>
         <w:t xml:space="preserve">Machine Learning  ·  Computer Vision  ·  Explainable AI (XAI)  ·  Embedded / Edge AI  ·  Assistive Technology  ·  Biomedical Signal Processing</w:t>
+      </w:r>
+    </w:p>
+    <w:p>
+      <w:pPr>
+        <w:pBdr>
+          <w:bottom w:val="single" w:color="1F3864" w:sz="6" w:space="2"/>
+        </w:pBdr>
+        <w:spacing w:after="100" w:before="260"/>
+      </w:pPr>
+      <w:r>
+        <w:rPr>
+          <w:b/>
+          <w:bCs/>
+          <w:color w:val="1F3864"/>
+          <w:sz w:val="24"/>
+          <w:szCs w:val="24"/>
+        </w:rPr>
+        <w:t xml:space="preserve">ACADEMIC APPOINTMENTS</w:t>
+      </w:r>
+    </w:p>
+    <w:p>
+      <w:pPr>
+        <w:tabs>
+          <w:tab w:val="right" w:pos="9026"/>
+        </w:tabs>
+        <w:spacing w:after="0" w:before="140"/>
+      </w:pPr>
+      <w:r>
+        <w:rPr>
+          <w:b/>
+          <w:bCs/>
+          <w:sz w:val="22"/>
+          <w:szCs w:val="22"/>
+        </w:rPr>
+        <w:t xml:space="preserve">Lecturer</w:t>
+      </w:r>
+      <w:r>
+        <w:t xml:space="preserve">	</w:t>
+      </w:r>
+      <w:r>
+        <w:rPr>
+          <w:color w:val="595959"/>
+          <w:sz w:val="21"/>
+          <w:szCs w:val="21"/>
+        </w:rPr>
+        <w:t xml:space="preserve">Sep. 2026 – Present</w:t>
+      </w:r>
+    </w:p>
+    <w:p>
+      <w:pPr>
+        <w:spacing w:after="40"/>
+      </w:pPr>
+      <w:r>
+        <w:rPr>
+          <w:i/>
+          <w:iCs/>
+          <w:color w:val="595959"/>
+          <w:sz w:val="21"/>
+          <w:szCs w:val="21"/>
+        </w:rPr>
+        <w:t xml:space="preserve">Department of Software Engineering, Daffodil International University — Dhaka, Bangladesh</w:t>
+      </w:r>
+    </w:p>
+    <w:p>
+      <w:pPr>
+        <w:spacing w:after="60"/>
+      </w:pPr>
+      <w:r>
+        <w:t xml:space="preserve">Faculty member teaching undergraduate courses in software engineering and computing, while continuing research in machine learning, computer vision, and explainable AI.</w:t>
       </w:r>
     </w:p>
     <w:p>

--- a/assets/resume/AbrarSamin_CV.docx
+++ b/assets/resume/AbrarSamin_CV.docx
@@ -216,10 +216,28 @@
     </w:p>
     <w:p>
       <w:pPr>
-        <w:spacing w:after="60"/>
-      </w:pPr>
-      <w:r>
-        <w:t xml:space="preserve">Faculty member teaching undergraduate courses in software engineering and computing, while continuing research in machine learning, computer vision, and explainable AI.</w:t>
+        <w:pStyle w:val="ListParagraph"/>
+        <w:numPr>
+          <w:ilvl w:val="0"/>
+          <w:numId w:val="3"/>
+        </w:numPr>
+        <w:spacing w:after="30"/>
+      </w:pPr>
+      <w:r>
+        <w:t xml:space="preserve">Teaching three undergraduate courses with their accompanying laboratory sections: Software Quality Assurance Testing (SE312), Data Structure (SE131), and Algorithm Analysis (SE214).</w:t>
+      </w:r>
+    </w:p>
+    <w:p>
+      <w:pPr>
+        <w:pStyle w:val="ListParagraph"/>
+        <w:numPr>
+          <w:ilvl w:val="0"/>
+          <w:numId w:val="3"/>
+        </w:numPr>
+        <w:spacing w:after="30"/>
+      </w:pPr>
+      <w:r>
+        <w:t xml:space="preserve">Continuing research in machine learning, computer vision, and explainable AI alongside teaching.</w:t>
       </w:r>
     </w:p>
     <w:p>
@@ -514,7 +532,7 @@
           <w:sz w:val="21"/>
           <w:szCs w:val="21"/>
         </w:rPr>
-        <w:t xml:space="preserve">2024 – 2026</w:t>
+        <w:t xml:space="preserve">2024 – Feb. 2026</w:t>
       </w:r>
     </w:p>
     <w:p>
